--- a/design/lab00.docx
+++ b/design/lab00.docx
@@ -946,20 +946,21 @@
         <w:pStyle w:val="DIV1"/>
       </w:pPr>
       <w:r>
-        <w:t>Задание</w:t>
+        <w:t>Ход выполнения</w:t>
       </w:r>
     </w:p>
     <w:p>
       <w:pPr>
         <w:pStyle w:val="MAINTEXT1"/>
       </w:pPr>
-    </w:p>
-    <w:p>
-      <w:pPr>
-        <w:pStyle w:val="DIV1"/>
-      </w:pPr>
       <w:r>
-        <w:t>Ход выполнения</w:t>
+        <w:t>На рисунках 1–</w:t>
+      </w:r>
+      <w:r>
+        <w:t xml:space="preserve"> </w:t>
+      </w:r>
+      <w:r>
+        <w:t>представлены скриншоты ключевых этапов выполнения работы.</w:t>
       </w:r>
     </w:p>
     <w:p>
@@ -1031,25 +1032,6 @@
       <w:r>
         <w:t xml:space="preserve">— </w:t>
       </w:r>
-    </w:p>
-    <w:p>
-      <w:pPr>
-        <w:pStyle w:val="DIV1"/>
-        <w:rPr>
-          <w:lang w:val="en-US"/>
-        </w:rPr>
-      </w:pPr>
-      <w:r>
-        <w:t>Выводы</w:t>
-      </w:r>
-    </w:p>
-    <w:p>
-      <w:pPr>
-        <w:pStyle w:val="MAINTEXT1"/>
-        <w:rPr>
-          <w:lang w:val="en-US"/>
-        </w:rPr>
-      </w:pPr>
     </w:p>
     <w:sectPr>
       <w:type w:val="continuous"/>
